--- a/Fase 2/Manuales/SIGMA_Manual_EP01_Acceso_seguridad_y_multicliente.docx
+++ b/Fase 2/Manuales/SIGMA_Manual_EP01_Acceso_seguridad_y_multicliente.docx
@@ -535,13 +535,14 @@
         </w:tblBorders>
       </w:tblPr>
       <w:tblGrid>
-        <w:gridCol w:w="4873"/>
-        <w:gridCol w:w="4873"/>
+        <w:gridCol w:w="3249"/>
+        <w:gridCol w:w="3249"/>
+        <w:gridCol w:w="3249"/>
       </w:tblGrid>
       <w:tr>
         <w:tc>
           <w:tcPr>
-            <w:tcW w:type="dxa" w:w="3402"/>
+            <w:tcW w:type="dxa" w:w="2551"/>
             <w:shd w:val="clear" w:color="auto" w:fill="E8E5F7"/>
           </w:tcPr>
           <w:p>
@@ -557,7 +558,7 @@
         </w:tc>
         <w:tc>
           <w:tcPr>
-            <w:tcW w:type="dxa" w:w="6236"/>
+            <w:tcW w:type="dxa" w:w="3969"/>
             <w:shd w:val="clear" w:color="auto" w:fill="E8E5F7"/>
           </w:tcPr>
           <w:p>
@@ -567,7 +568,23 @@
                 <w:b/>
                 <w:sz w:val="19"/>
               </w:rPr>
-              <w:t>Ruta</w:t>
+              <w:t>Ruta en el menú</w:t>
+            </w:r>
+          </w:p>
+        </w:tc>
+        <w:tc>
+          <w:tcPr>
+            <w:tcW w:type="dxa" w:w="3118"/>
+            <w:shd w:val="clear" w:color="auto" w:fill="E8E5F7"/>
+          </w:tcPr>
+          <w:p>
+            <w:r/>
+            <w:r>
+              <w:rPr>
+                <w:b/>
+                <w:sz w:val="19"/>
+              </w:rPr>
+              <w:t>Pestañas que tiene</w:t>
             </w:r>
           </w:p>
         </w:tc>
@@ -575,7 +592,7 @@
       <w:tr>
         <w:tc>
           <w:tcPr>
-            <w:tcW w:type="dxa" w:w="3402"/>
+            <w:tcW w:type="dxa" w:w="2551"/>
           </w:tcPr>
           <w:p>
             <w:r/>
@@ -589,7 +606,7 @@
         </w:tc>
         <w:tc>
           <w:tcPr>
-            <w:tcW w:type="dxa" w:w="6236"/>
+            <w:tcW w:type="dxa" w:w="3969"/>
           </w:tcPr>
           <w:p>
             <w:r/>
@@ -601,11 +618,25 @@
             </w:r>
           </w:p>
         </w:tc>
+        <w:tc>
+          <w:tcPr>
+            <w:tcW w:type="dxa" w:w="3118"/>
+          </w:tcPr>
+          <w:p>
+            <w:r/>
+            <w:r>
+              <w:rPr>
+                <w:sz w:val="19"/>
+              </w:rPr>
+              <w:t>—</w:t>
+            </w:r>
+          </w:p>
+        </w:tc>
       </w:tr>
       <w:tr>
         <w:tc>
           <w:tcPr>
-            <w:tcW w:type="dxa" w:w="3402"/>
+            <w:tcW w:type="dxa" w:w="2551"/>
           </w:tcPr>
           <w:p>
             <w:r/>
@@ -619,7 +650,7 @@
         </w:tc>
         <w:tc>
           <w:tcPr>
-            <w:tcW w:type="dxa" w:w="6236"/>
+            <w:tcW w:type="dxa" w:w="3969"/>
           </w:tcPr>
           <w:p>
             <w:r/>
@@ -631,11 +662,25 @@
             </w:r>
           </w:p>
         </w:tc>
+        <w:tc>
+          <w:tcPr>
+            <w:tcW w:type="dxa" w:w="3118"/>
+          </w:tcPr>
+          <w:p>
+            <w:r/>
+            <w:r>
+              <w:rPr>
+                <w:sz w:val="19"/>
+              </w:rPr>
+              <w:t>—</w:t>
+            </w:r>
+          </w:p>
+        </w:tc>
       </w:tr>
       <w:tr>
         <w:tc>
           <w:tcPr>
-            <w:tcW w:type="dxa" w:w="3402"/>
+            <w:tcW w:type="dxa" w:w="2551"/>
           </w:tcPr>
           <w:p>
             <w:r/>
@@ -649,7 +694,7 @@
         </w:tc>
         <w:tc>
           <w:tcPr>
-            <w:tcW w:type="dxa" w:w="6236"/>
+            <w:tcW w:type="dxa" w:w="3969"/>
           </w:tcPr>
           <w:p>
             <w:r/>
@@ -661,11 +706,25 @@
             </w:r>
           </w:p>
         </w:tc>
+        <w:tc>
+          <w:tcPr>
+            <w:tcW w:type="dxa" w:w="3118"/>
+          </w:tcPr>
+          <w:p>
+            <w:r/>
+            <w:r>
+              <w:rPr>
+                <w:sz w:val="19"/>
+              </w:rPr>
+              <w:t>—</w:t>
+            </w:r>
+          </w:p>
+        </w:tc>
       </w:tr>
       <w:tr>
         <w:tc>
           <w:tcPr>
-            <w:tcW w:type="dxa" w:w="3402"/>
+            <w:tcW w:type="dxa" w:w="2551"/>
           </w:tcPr>
           <w:p>
             <w:r/>
@@ -679,7 +738,7 @@
         </w:tc>
         <w:tc>
           <w:tcPr>
-            <w:tcW w:type="dxa" w:w="6236"/>
+            <w:tcW w:type="dxa" w:w="3969"/>
           </w:tcPr>
           <w:p>
             <w:r/>
@@ -691,11 +750,25 @@
             </w:r>
           </w:p>
         </w:tc>
+        <w:tc>
+          <w:tcPr>
+            <w:tcW w:type="dxa" w:w="3118"/>
+          </w:tcPr>
+          <w:p>
+            <w:r/>
+            <w:r>
+              <w:rPr>
+                <w:sz w:val="19"/>
+              </w:rPr>
+              <w:t>—</w:t>
+            </w:r>
+          </w:p>
+        </w:tc>
       </w:tr>
       <w:tr>
         <w:tc>
           <w:tcPr>
-            <w:tcW w:type="dxa" w:w="3402"/>
+            <w:tcW w:type="dxa" w:w="2551"/>
           </w:tcPr>
           <w:p>
             <w:r/>
@@ -709,7 +782,7 @@
         </w:tc>
         <w:tc>
           <w:tcPr>
-            <w:tcW w:type="dxa" w:w="6236"/>
+            <w:tcW w:type="dxa" w:w="3969"/>
           </w:tcPr>
           <w:p>
             <w:r/>
@@ -721,11 +794,25 @@
             </w:r>
           </w:p>
         </w:tc>
+        <w:tc>
+          <w:tcPr>
+            <w:tcW w:type="dxa" w:w="3118"/>
+          </w:tcPr>
+          <w:p>
+            <w:r/>
+            <w:r>
+              <w:rPr>
+                <w:sz w:val="19"/>
+              </w:rPr>
+              <w:t>—</w:t>
+            </w:r>
+          </w:p>
+        </w:tc>
       </w:tr>
       <w:tr>
         <w:tc>
           <w:tcPr>
-            <w:tcW w:type="dxa" w:w="3402"/>
+            <w:tcW w:type="dxa" w:w="2551"/>
           </w:tcPr>
           <w:p>
             <w:r/>
@@ -739,7 +826,7 @@
         </w:tc>
         <w:tc>
           <w:tcPr>
-            <w:tcW w:type="dxa" w:w="6236"/>
+            <w:tcW w:type="dxa" w:w="3969"/>
           </w:tcPr>
           <w:p>
             <w:r/>
@@ -751,11 +838,25 @@
             </w:r>
           </w:p>
         </w:tc>
+        <w:tc>
+          <w:tcPr>
+            <w:tcW w:type="dxa" w:w="3118"/>
+          </w:tcPr>
+          <w:p>
+            <w:r/>
+            <w:r>
+              <w:rPr>
+                <w:sz w:val="19"/>
+              </w:rPr>
+              <w:t>—</w:t>
+            </w:r>
+          </w:p>
+        </w:tc>
       </w:tr>
       <w:tr>
         <w:tc>
           <w:tcPr>
-            <w:tcW w:type="dxa" w:w="3402"/>
+            <w:tcW w:type="dxa" w:w="2551"/>
           </w:tcPr>
           <w:p>
             <w:r/>
@@ -769,7 +870,7 @@
         </w:tc>
         <w:tc>
           <w:tcPr>
-            <w:tcW w:type="dxa" w:w="6236"/>
+            <w:tcW w:type="dxa" w:w="3969"/>
           </w:tcPr>
           <w:p>
             <w:r/>
@@ -781,11 +882,25 @@
             </w:r>
           </w:p>
         </w:tc>
+        <w:tc>
+          <w:tcPr>
+            <w:tcW w:type="dxa" w:w="3118"/>
+          </w:tcPr>
+          <w:p>
+            <w:r/>
+            <w:r>
+              <w:rPr>
+                <w:sz w:val="19"/>
+              </w:rPr>
+              <w:t>—</w:t>
+            </w:r>
+          </w:p>
+        </w:tc>
       </w:tr>
       <w:tr>
         <w:tc>
           <w:tcPr>
-            <w:tcW w:type="dxa" w:w="3402"/>
+            <w:tcW w:type="dxa" w:w="2551"/>
           </w:tcPr>
           <w:p>
             <w:r/>
@@ -799,7 +914,7 @@
         </w:tc>
         <w:tc>
           <w:tcPr>
-            <w:tcW w:type="dxa" w:w="6236"/>
+            <w:tcW w:type="dxa" w:w="3969"/>
           </w:tcPr>
           <w:p>
             <w:r/>
@@ -811,11 +926,25 @@
             </w:r>
           </w:p>
         </w:tc>
+        <w:tc>
+          <w:tcPr>
+            <w:tcW w:type="dxa" w:w="3118"/>
+          </w:tcPr>
+          <w:p>
+            <w:r/>
+            <w:r>
+              <w:rPr>
+                <w:sz w:val="19"/>
+              </w:rPr>
+              <w:t>—</w:t>
+            </w:r>
+          </w:p>
+        </w:tc>
       </w:tr>
       <w:tr>
         <w:tc>
           <w:tcPr>
-            <w:tcW w:type="dxa" w:w="3402"/>
+            <w:tcW w:type="dxa" w:w="2551"/>
           </w:tcPr>
           <w:p>
             <w:r/>
@@ -829,7 +958,7 @@
         </w:tc>
         <w:tc>
           <w:tcPr>
-            <w:tcW w:type="dxa" w:w="6236"/>
+            <w:tcW w:type="dxa" w:w="3969"/>
           </w:tcPr>
           <w:p>
             <w:r/>
@@ -841,11 +970,25 @@
             </w:r>
           </w:p>
         </w:tc>
+        <w:tc>
+          <w:tcPr>
+            <w:tcW w:type="dxa" w:w="3118"/>
+          </w:tcPr>
+          <w:p>
+            <w:r/>
+            <w:r>
+              <w:rPr>
+                <w:sz w:val="19"/>
+              </w:rPr>
+              <w:t>—</w:t>
+            </w:r>
+          </w:p>
+        </w:tc>
       </w:tr>
       <w:tr>
         <w:tc>
           <w:tcPr>
-            <w:tcW w:type="dxa" w:w="3402"/>
+            <w:tcW w:type="dxa" w:w="2551"/>
           </w:tcPr>
           <w:p>
             <w:r/>
@@ -859,7 +1002,7 @@
         </w:tc>
         <w:tc>
           <w:tcPr>
-            <w:tcW w:type="dxa" w:w="6236"/>
+            <w:tcW w:type="dxa" w:w="3969"/>
           </w:tcPr>
           <w:p>
             <w:r/>
@@ -868,6 +1011,20 @@
                 <w:sz w:val="19"/>
               </w:rPr>
               <w:t>Sistema › Acceso › Mantenedor</w:t>
+            </w:r>
+          </w:p>
+        </w:tc>
+        <w:tc>
+          <w:tcPr>
+            <w:tcW w:type="dxa" w:w="3118"/>
+          </w:tcPr>
+          <w:p>
+            <w:r/>
+            <w:r>
+              <w:rPr>
+                <w:sz w:val="19"/>
+              </w:rPr>
+              <w:t>—</w:t>
             </w:r>
           </w:p>
         </w:tc>
@@ -907,13 +1064,14 @@
         </w:tblBorders>
       </w:tblPr>
       <w:tblGrid>
-        <w:gridCol w:w="4873"/>
-        <w:gridCol w:w="4873"/>
+        <w:gridCol w:w="3249"/>
+        <w:gridCol w:w="3249"/>
+        <w:gridCol w:w="3249"/>
       </w:tblGrid>
       <w:tr>
         <w:tc>
           <w:tcPr>
-            <w:tcW w:type="dxa" w:w="3402"/>
+            <w:tcW w:type="dxa" w:w="2551"/>
             <w:shd w:val="clear" w:color="auto" w:fill="E8E5F7"/>
           </w:tcPr>
           <w:p>
@@ -929,7 +1087,7 @@
         </w:tc>
         <w:tc>
           <w:tcPr>
-            <w:tcW w:type="dxa" w:w="6236"/>
+            <w:tcW w:type="dxa" w:w="3969"/>
             <w:shd w:val="clear" w:color="auto" w:fill="E8E5F7"/>
           </w:tcPr>
           <w:p>
@@ -943,11 +1101,27 @@
             </w:r>
           </w:p>
         </w:tc>
+        <w:tc>
+          <w:tcPr>
+            <w:tcW w:type="dxa" w:w="3118"/>
+            <w:shd w:val="clear" w:color="auto" w:fill="E8E5F7"/>
+          </w:tcPr>
+          <w:p>
+            <w:r/>
+            <w:r>
+              <w:rPr>
+                <w:b/>
+                <w:sz w:val="18"/>
+              </w:rPr>
+              <w:t>Pestañas que tiene</w:t>
+            </w:r>
+          </w:p>
+        </w:tc>
       </w:tr>
       <w:tr>
         <w:tc>
           <w:tcPr>
-            <w:tcW w:type="dxa" w:w="3402"/>
+            <w:tcW w:type="dxa" w:w="2551"/>
           </w:tcPr>
           <w:p>
             <w:r/>
@@ -961,7 +1135,7 @@
         </w:tc>
         <w:tc>
           <w:tcPr>
-            <w:tcW w:type="dxa" w:w="6236"/>
+            <w:tcW w:type="dxa" w:w="3969"/>
           </w:tcPr>
           <w:p>
             <w:r/>
@@ -973,11 +1147,25 @@
             </w:r>
           </w:p>
         </w:tc>
+        <w:tc>
+          <w:tcPr>
+            <w:tcW w:type="dxa" w:w="3118"/>
+          </w:tcPr>
+          <w:p>
+            <w:r/>
+            <w:r>
+              <w:rPr>
+                <w:sz w:val="18"/>
+              </w:rPr>
+              <w:t>—</w:t>
+            </w:r>
+          </w:p>
+        </w:tc>
       </w:tr>
       <w:tr>
         <w:tc>
           <w:tcPr>
-            <w:tcW w:type="dxa" w:w="3402"/>
+            <w:tcW w:type="dxa" w:w="2551"/>
           </w:tcPr>
           <w:p>
             <w:r/>
@@ -991,7 +1179,7 @@
         </w:tc>
         <w:tc>
           <w:tcPr>
-            <w:tcW w:type="dxa" w:w="6236"/>
+            <w:tcW w:type="dxa" w:w="3969"/>
           </w:tcPr>
           <w:p>
             <w:r/>
@@ -1003,11 +1191,25 @@
             </w:r>
           </w:p>
         </w:tc>
+        <w:tc>
+          <w:tcPr>
+            <w:tcW w:type="dxa" w:w="3118"/>
+          </w:tcPr>
+          <w:p>
+            <w:r/>
+            <w:r>
+              <w:rPr>
+                <w:sz w:val="18"/>
+              </w:rPr>
+              <w:t>Identidad · Perfiles · Paises</w:t>
+            </w:r>
+          </w:p>
+        </w:tc>
       </w:tr>
       <w:tr>
         <w:tc>
           <w:tcPr>
-            <w:tcW w:type="dxa" w:w="3402"/>
+            <w:tcW w:type="dxa" w:w="2551"/>
           </w:tcPr>
           <w:p>
             <w:r/>
@@ -1021,7 +1223,7 @@
         </w:tc>
         <w:tc>
           <w:tcPr>
-            <w:tcW w:type="dxa" w:w="6236"/>
+            <w:tcW w:type="dxa" w:w="3969"/>
           </w:tcPr>
           <w:p>
             <w:r/>
@@ -1033,11 +1235,25 @@
             </w:r>
           </w:p>
         </w:tc>
+        <w:tc>
+          <w:tcPr>
+            <w:tcW w:type="dxa" w:w="3118"/>
+          </w:tcPr>
+          <w:p>
+            <w:r/>
+            <w:r>
+              <w:rPr>
+                <w:sz w:val="18"/>
+              </w:rPr>
+              <w:t>—</w:t>
+            </w:r>
+          </w:p>
+        </w:tc>
       </w:tr>
       <w:tr>
         <w:tc>
           <w:tcPr>
-            <w:tcW w:type="dxa" w:w="3402"/>
+            <w:tcW w:type="dxa" w:w="2551"/>
           </w:tcPr>
           <w:p>
             <w:r/>
@@ -1051,7 +1267,7 @@
         </w:tc>
         <w:tc>
           <w:tcPr>
-            <w:tcW w:type="dxa" w:w="6236"/>
+            <w:tcW w:type="dxa" w:w="3969"/>
           </w:tcPr>
           <w:p>
             <w:r/>
@@ -1063,11 +1279,25 @@
             </w:r>
           </w:p>
         </w:tc>
+        <w:tc>
+          <w:tcPr>
+            <w:tcW w:type="dxa" w:w="3118"/>
+          </w:tcPr>
+          <w:p>
+            <w:r/>
+            <w:r>
+              <w:rPr>
+                <w:sz w:val="18"/>
+              </w:rPr>
+              <w:t>—</w:t>
+            </w:r>
+          </w:p>
+        </w:tc>
       </w:tr>
       <w:tr>
         <w:tc>
           <w:tcPr>
-            <w:tcW w:type="dxa" w:w="3402"/>
+            <w:tcW w:type="dxa" w:w="2551"/>
           </w:tcPr>
           <w:p>
             <w:r/>
@@ -1081,7 +1311,7 @@
         </w:tc>
         <w:tc>
           <w:tcPr>
-            <w:tcW w:type="dxa" w:w="6236"/>
+            <w:tcW w:type="dxa" w:w="3969"/>
           </w:tcPr>
           <w:p>
             <w:r/>
@@ -1093,11 +1323,25 @@
             </w:r>
           </w:p>
         </w:tc>
+        <w:tc>
+          <w:tcPr>
+            <w:tcW w:type="dxa" w:w="3118"/>
+          </w:tcPr>
+          <w:p>
+            <w:r/>
+            <w:r>
+              <w:rPr>
+                <w:sz w:val="18"/>
+              </w:rPr>
+              <w:t>—</w:t>
+            </w:r>
+          </w:p>
+        </w:tc>
       </w:tr>
       <w:tr>
         <w:tc>
           <w:tcPr>
-            <w:tcW w:type="dxa" w:w="3402"/>
+            <w:tcW w:type="dxa" w:w="2551"/>
           </w:tcPr>
           <w:p>
             <w:r/>
@@ -1111,7 +1355,7 @@
         </w:tc>
         <w:tc>
           <w:tcPr>
-            <w:tcW w:type="dxa" w:w="6236"/>
+            <w:tcW w:type="dxa" w:w="3969"/>
           </w:tcPr>
           <w:p>
             <w:r/>
@@ -1123,11 +1367,25 @@
             </w:r>
           </w:p>
         </w:tc>
+        <w:tc>
+          <w:tcPr>
+            <w:tcW w:type="dxa" w:w="3118"/>
+          </w:tcPr>
+          <w:p>
+            <w:r/>
+            <w:r>
+              <w:rPr>
+                <w:sz w:val="18"/>
+              </w:rPr>
+              <w:t>—</w:t>
+            </w:r>
+          </w:p>
+        </w:tc>
       </w:tr>
       <w:tr>
         <w:tc>
           <w:tcPr>
-            <w:tcW w:type="dxa" w:w="3402"/>
+            <w:tcW w:type="dxa" w:w="2551"/>
           </w:tcPr>
           <w:p>
             <w:r/>
@@ -1141,7 +1399,7 @@
         </w:tc>
         <w:tc>
           <w:tcPr>
-            <w:tcW w:type="dxa" w:w="6236"/>
+            <w:tcW w:type="dxa" w:w="3969"/>
           </w:tcPr>
           <w:p>
             <w:r/>
@@ -1153,11 +1411,25 @@
             </w:r>
           </w:p>
         </w:tc>
+        <w:tc>
+          <w:tcPr>
+            <w:tcW w:type="dxa" w:w="3118"/>
+          </w:tcPr>
+          <w:p>
+            <w:r/>
+            <w:r>
+              <w:rPr>
+                <w:sz w:val="18"/>
+              </w:rPr>
+              <w:t>—</w:t>
+            </w:r>
+          </w:p>
+        </w:tc>
       </w:tr>
       <w:tr>
         <w:tc>
           <w:tcPr>
-            <w:tcW w:type="dxa" w:w="3402"/>
+            <w:tcW w:type="dxa" w:w="2551"/>
           </w:tcPr>
           <w:p>
             <w:r/>
@@ -1171,7 +1443,7 @@
         </w:tc>
         <w:tc>
           <w:tcPr>
-            <w:tcW w:type="dxa" w:w="6236"/>
+            <w:tcW w:type="dxa" w:w="3969"/>
           </w:tcPr>
           <w:p>
             <w:r/>
@@ -1183,11 +1455,25 @@
             </w:r>
           </w:p>
         </w:tc>
+        <w:tc>
+          <w:tcPr>
+            <w:tcW w:type="dxa" w:w="3118"/>
+          </w:tcPr>
+          <w:p>
+            <w:r/>
+            <w:r>
+              <w:rPr>
+                <w:sz w:val="18"/>
+              </w:rPr>
+              <w:t>—</w:t>
+            </w:r>
+          </w:p>
+        </w:tc>
       </w:tr>
       <w:tr>
         <w:tc>
           <w:tcPr>
-            <w:tcW w:type="dxa" w:w="3402"/>
+            <w:tcW w:type="dxa" w:w="2551"/>
           </w:tcPr>
           <w:p>
             <w:r/>
@@ -1201,7 +1487,7 @@
         </w:tc>
         <w:tc>
           <w:tcPr>
-            <w:tcW w:type="dxa" w:w="6236"/>
+            <w:tcW w:type="dxa" w:w="3969"/>
           </w:tcPr>
           <w:p>
             <w:r/>
@@ -1213,11 +1499,25 @@
             </w:r>
           </w:p>
         </w:tc>
+        <w:tc>
+          <w:tcPr>
+            <w:tcW w:type="dxa" w:w="3118"/>
+          </w:tcPr>
+          <w:p>
+            <w:r/>
+            <w:r>
+              <w:rPr>
+                <w:sz w:val="18"/>
+              </w:rPr>
+              <w:t>—</w:t>
+            </w:r>
+          </w:p>
+        </w:tc>
       </w:tr>
       <w:tr>
         <w:tc>
           <w:tcPr>
-            <w:tcW w:type="dxa" w:w="3402"/>
+            <w:tcW w:type="dxa" w:w="2551"/>
           </w:tcPr>
           <w:p>
             <w:r/>
@@ -1231,7 +1531,7 @@
         </w:tc>
         <w:tc>
           <w:tcPr>
-            <w:tcW w:type="dxa" w:w="6236"/>
+            <w:tcW w:type="dxa" w:w="3969"/>
           </w:tcPr>
           <w:p>
             <w:r/>
@@ -1243,11 +1543,25 @@
             </w:r>
           </w:p>
         </w:tc>
+        <w:tc>
+          <w:tcPr>
+            <w:tcW w:type="dxa" w:w="3118"/>
+          </w:tcPr>
+          <w:p>
+            <w:r/>
+            <w:r>
+              <w:rPr>
+                <w:sz w:val="18"/>
+              </w:rPr>
+              <w:t>—</w:t>
+            </w:r>
+          </w:p>
+        </w:tc>
       </w:tr>
       <w:tr>
         <w:tc>
           <w:tcPr>
-            <w:tcW w:type="dxa" w:w="3402"/>
+            <w:tcW w:type="dxa" w:w="2551"/>
           </w:tcPr>
           <w:p>
             <w:r/>
@@ -1261,7 +1575,7 @@
         </w:tc>
         <w:tc>
           <w:tcPr>
-            <w:tcW w:type="dxa" w:w="6236"/>
+            <w:tcW w:type="dxa" w:w="3969"/>
           </w:tcPr>
           <w:p>
             <w:r/>
@@ -1270,6 +1584,20 @@
                 <w:sz w:val="18"/>
               </w:rPr>
               <w:t>Cliente › Usuarios › Permiso de usuario (detalle)</w:t>
+            </w:r>
+          </w:p>
+        </w:tc>
+        <w:tc>
+          <w:tcPr>
+            <w:tcW w:type="dxa" w:w="3118"/>
+          </w:tcPr>
+          <w:p>
+            <w:r/>
+            <w:r>
+              <w:rPr>
+                <w:sz w:val="18"/>
+              </w:rPr>
+              <w:t>—</w:t>
             </w:r>
           </w:p>
         </w:tc>
@@ -1366,6 +1694,38 @@
           <w:sz w:val="21"/>
         </w:rPr>
         <w:t xml:space="preserve">Paso 2. </w:t>
+      </w:r>
+      <w:r>
+        <w:rPr>
+          <w:sz w:val="21"/>
+        </w:rPr>
+        <w:t>Abra Usuario (detalle).</w:t>
+      </w:r>
+    </w:p>
+    <w:p>
+      <w:pPr>
+        <w:spacing w:after="120"/>
+        <w:ind w:left="680"/>
+      </w:pPr>
+      <w:r>
+        <w:rPr>
+          <w:color w:val="555555"/>
+          <w:sz w:val="19"/>
+        </w:rPr>
+        <w:t>Tiene estas pestañas: Identidad · Perfiles · Paises</w:t>
+      </w:r>
+    </w:p>
+    <w:p>
+      <w:pPr>
+        <w:spacing w:after="40"/>
+      </w:pPr>
+      <w:r>
+        <w:rPr>
+          <w:b/>
+          <w:color w:val="4F46E5"/>
+          <w:sz w:val="21"/>
+        </w:rPr>
+        <w:t xml:space="preserve">Paso 3. </w:t>
       </w:r>
       <w:r>
         <w:rPr>
@@ -1663,7 +2023,7 @@
           <w:color w:val="4F46E5"/>
           <w:sz w:val="21"/>
         </w:rPr>
-        <w:t xml:space="preserve">Paso 3. </w:t>
+        <w:t xml:space="preserve">Paso 4. </w:t>
       </w:r>
       <w:r>
         <w:rPr>
@@ -1682,7 +2042,7 @@
           <w:color w:val="4F46E5"/>
           <w:sz w:val="21"/>
         </w:rPr>
-        <w:t xml:space="preserve">Paso 4. </w:t>
+        <w:t xml:space="preserve">Paso 5. </w:t>
       </w:r>
       <w:r>
         <w:rPr>
@@ -2025,6 +2385,38 @@
         <w:rPr>
           <w:sz w:val="21"/>
         </w:rPr>
+        <w:t>Abra Usuario (detalle).</w:t>
+      </w:r>
+    </w:p>
+    <w:p>
+      <w:pPr>
+        <w:spacing w:after="120"/>
+        <w:ind w:left="680"/>
+      </w:pPr>
+      <w:r>
+        <w:rPr>
+          <w:color w:val="555555"/>
+          <w:sz w:val="19"/>
+        </w:rPr>
+        <w:t>Tiene estas pestañas: Identidad · Perfiles · Paises</w:t>
+      </w:r>
+    </w:p>
+    <w:p>
+      <w:pPr>
+        <w:spacing w:after="40"/>
+      </w:pPr>
+      <w:r>
+        <w:rPr>
+          <w:b/>
+          <w:color w:val="4F46E5"/>
+          <w:sz w:val="21"/>
+        </w:rPr>
+        <w:t xml:space="preserve">Paso 3. </w:t>
+      </w:r>
+      <w:r>
+        <w:rPr>
+          <w:sz w:val="21"/>
+        </w:rPr>
         <w:t>Ejecute la acción desde la pantalla.</w:t>
       </w:r>
     </w:p>
@@ -2038,7 +2430,7 @@
           <w:color w:val="4F46E5"/>
           <w:sz w:val="21"/>
         </w:rPr>
-        <w:t xml:space="preserve">Paso 3. </w:t>
+        <w:t xml:space="preserve">Paso 4. </w:t>
       </w:r>
       <w:r>
         <w:rPr>
@@ -2337,6 +2729,38 @@
         <w:rPr>
           <w:sz w:val="21"/>
         </w:rPr>
+        <w:t>Abra Usuario (detalle).</w:t>
+      </w:r>
+    </w:p>
+    <w:p>
+      <w:pPr>
+        <w:spacing w:after="120"/>
+        <w:ind w:left="680"/>
+      </w:pPr>
+      <w:r>
+        <w:rPr>
+          <w:color w:val="555555"/>
+          <w:sz w:val="19"/>
+        </w:rPr>
+        <w:t>Tiene estas pestañas: Identidad · Perfiles · Paises</w:t>
+      </w:r>
+    </w:p>
+    <w:p>
+      <w:pPr>
+        <w:spacing w:after="40"/>
+      </w:pPr>
+      <w:r>
+        <w:rPr>
+          <w:b/>
+          <w:color w:val="4F46E5"/>
+          <w:sz w:val="21"/>
+        </w:rPr>
+        <w:t xml:space="preserve">Paso 3. </w:t>
+      </w:r>
+      <w:r>
+        <w:rPr>
+          <w:sz w:val="21"/>
+        </w:rPr>
         <w:t>Abra el formulario y complete los datos.</w:t>
       </w:r>
     </w:p>
@@ -2513,7 +2937,7 @@
           <w:color w:val="4F46E5"/>
           <w:sz w:val="21"/>
         </w:rPr>
-        <w:t xml:space="preserve">Paso 3. </w:t>
+        <w:t xml:space="preserve">Paso 4. </w:t>
       </w:r>
       <w:r>
         <w:rPr>
@@ -2532,7 +2956,7 @@
           <w:color w:val="4F46E5"/>
           <w:sz w:val="21"/>
         </w:rPr>
-        <w:t xml:space="preserve">Paso 4. </w:t>
+        <w:t xml:space="preserve">Paso 5. </w:t>
       </w:r>
       <w:r>
         <w:rPr>
@@ -2831,6 +3255,38 @@
         <w:rPr>
           <w:sz w:val="21"/>
         </w:rPr>
+        <w:t>Abra Usuario (detalle).</w:t>
+      </w:r>
+    </w:p>
+    <w:p>
+      <w:pPr>
+        <w:spacing w:after="120"/>
+        <w:ind w:left="680"/>
+      </w:pPr>
+      <w:r>
+        <w:rPr>
+          <w:color w:val="555555"/>
+          <w:sz w:val="19"/>
+        </w:rPr>
+        <w:t>Tiene estas pestañas: Identidad · Perfiles · Paises</w:t>
+      </w:r>
+    </w:p>
+    <w:p>
+      <w:pPr>
+        <w:spacing w:after="40"/>
+      </w:pPr>
+      <w:r>
+        <w:rPr>
+          <w:b/>
+          <w:color w:val="4F46E5"/>
+          <w:sz w:val="21"/>
+        </w:rPr>
+        <w:t xml:space="preserve">Paso 3. </w:t>
+      </w:r>
+      <w:r>
+        <w:rPr>
+          <w:sz w:val="21"/>
+        </w:rPr>
         <w:t>Ejecute la acción desde la pantalla.</w:t>
       </w:r>
     </w:p>
@@ -2844,7 +3300,7 @@
           <w:color w:val="4F46E5"/>
           <w:sz w:val="21"/>
         </w:rPr>
-        <w:t xml:space="preserve">Paso 3. </w:t>
+        <w:t xml:space="preserve">Paso 4. </w:t>
       </w:r>
       <w:r>
         <w:rPr>
@@ -3138,6 +3594,38 @@
           <w:sz w:val="21"/>
         </w:rPr>
         <w:t xml:space="preserve">Paso 2. </w:t>
+      </w:r>
+      <w:r>
+        <w:rPr>
+          <w:sz w:val="21"/>
+        </w:rPr>
+        <w:t>Abra Usuario (detalle).</w:t>
+      </w:r>
+    </w:p>
+    <w:p>
+      <w:pPr>
+        <w:spacing w:after="120"/>
+        <w:ind w:left="680"/>
+      </w:pPr>
+      <w:r>
+        <w:rPr>
+          <w:color w:val="555555"/>
+          <w:sz w:val="19"/>
+        </w:rPr>
+        <w:t>Tiene estas pestañas: Identidad · Perfiles · Paises</w:t>
+      </w:r>
+    </w:p>
+    <w:p>
+      <w:pPr>
+        <w:spacing w:after="40"/>
+      </w:pPr>
+      <w:r>
+        <w:rPr>
+          <w:b/>
+          <w:color w:val="4F46E5"/>
+          <w:sz w:val="21"/>
+        </w:rPr>
+        <w:t xml:space="preserve">Paso 3. </w:t>
       </w:r>
       <w:r>
         <w:rPr>
@@ -3667,7 +4155,7 @@
           <w:color w:val="4F46E5"/>
           <w:sz w:val="21"/>
         </w:rPr>
-        <w:t xml:space="preserve">Paso 3. </w:t>
+        <w:t xml:space="preserve">Paso 4. </w:t>
       </w:r>
       <w:r>
         <w:rPr>
@@ -3686,7 +4174,7 @@
           <w:color w:val="4F46E5"/>
           <w:sz w:val="21"/>
         </w:rPr>
-        <w:t xml:space="preserve">Paso 4. </w:t>
+        <w:t xml:space="preserve">Paso 5. </w:t>
       </w:r>
       <w:r>
         <w:rPr>
@@ -3985,6 +4473,38 @@
         <w:rPr>
           <w:sz w:val="21"/>
         </w:rPr>
+        <w:t>Abra Usuario (detalle).</w:t>
+      </w:r>
+    </w:p>
+    <w:p>
+      <w:pPr>
+        <w:spacing w:after="120"/>
+        <w:ind w:left="680"/>
+      </w:pPr>
+      <w:r>
+        <w:rPr>
+          <w:color w:val="555555"/>
+          <w:sz w:val="19"/>
+        </w:rPr>
+        <w:t>Tiene estas pestañas: Identidad · Perfiles · Paises</w:t>
+      </w:r>
+    </w:p>
+    <w:p>
+      <w:pPr>
+        <w:spacing w:after="40"/>
+      </w:pPr>
+      <w:r>
+        <w:rPr>
+          <w:b/>
+          <w:color w:val="4F46E5"/>
+          <w:sz w:val="21"/>
+        </w:rPr>
+        <w:t xml:space="preserve">Paso 3. </w:t>
+      </w:r>
+      <w:r>
+        <w:rPr>
+          <w:sz w:val="21"/>
+        </w:rPr>
         <w:t>Abra el formulario y complete los datos.</w:t>
       </w:r>
     </w:p>
@@ -4277,7 +4797,7 @@
           <w:color w:val="4F46E5"/>
           <w:sz w:val="21"/>
         </w:rPr>
-        <w:t xml:space="preserve">Paso 3. </w:t>
+        <w:t xml:space="preserve">Paso 4. </w:t>
       </w:r>
       <w:r>
         <w:rPr>
@@ -4296,7 +4816,7 @@
           <w:color w:val="4F46E5"/>
           <w:sz w:val="21"/>
         </w:rPr>
-        <w:t xml:space="preserve">Paso 4. </w:t>
+        <w:t xml:space="preserve">Paso 5. </w:t>
       </w:r>
       <w:r>
         <w:rPr>
@@ -4590,6 +5110,38 @@
           <w:sz w:val="21"/>
         </w:rPr>
         <w:t xml:space="preserve">Paso 2. </w:t>
+      </w:r>
+      <w:r>
+        <w:rPr>
+          <w:sz w:val="21"/>
+        </w:rPr>
+        <w:t>Abra Usuario (detalle).</w:t>
+      </w:r>
+    </w:p>
+    <w:p>
+      <w:pPr>
+        <w:spacing w:after="120"/>
+        <w:ind w:left="680"/>
+      </w:pPr>
+      <w:r>
+        <w:rPr>
+          <w:color w:val="555555"/>
+          <w:sz w:val="19"/>
+        </w:rPr>
+        <w:t>Tiene estas pestañas: Identidad · Perfiles · Paises</w:t>
+      </w:r>
+    </w:p>
+    <w:p>
+      <w:pPr>
+        <w:spacing w:after="40"/>
+      </w:pPr>
+      <w:r>
+        <w:rPr>
+          <w:b/>
+          <w:color w:val="4F46E5"/>
+          <w:sz w:val="21"/>
+        </w:rPr>
+        <w:t xml:space="preserve">Paso 3. </w:t>
       </w:r>
       <w:r>
         <w:rPr>
@@ -5003,7 +5555,7 @@
           <w:color w:val="4F46E5"/>
           <w:sz w:val="21"/>
         </w:rPr>
-        <w:t xml:space="preserve">Paso 3. </w:t>
+        <w:t xml:space="preserve">Paso 4. </w:t>
       </w:r>
       <w:r>
         <w:rPr>
@@ -5022,7 +5574,7 @@
           <w:color w:val="4F46E5"/>
           <w:sz w:val="21"/>
         </w:rPr>
-        <w:t xml:space="preserve">Paso 4. </w:t>
+        <w:t xml:space="preserve">Paso 5. </w:t>
       </w:r>
       <w:r>
         <w:rPr>

--- a/Fase 2/Manuales/SIGMA_Manual_EP01_Acceso_seguridad_y_multicliente.docx
+++ b/Fase 2/Manuales/SIGMA_Manual_EP01_Acceso_seguridad_y_multicliente.docx
@@ -152,7 +152,7 @@
               <w:rPr>
                 <w:sz w:val="20"/>
               </w:rPr>
-              <w:t>10 visibles en el menú y 11 que se abren desde otra pantalla</w:t>
+              <w:t>2 en el menú y 4 que se abren desde ellas</w:t>
             </w:r>
           </w:p>
         </w:tc>
@@ -216,7 +216,7 @@
               <w:rPr>
                 <w:sz w:val="20"/>
               </w:rPr>
-              <w:t>1.0 · 01-10-2026</w:t>
+              <w:t>1.1 · 02-10-2026</w:t>
             </w:r>
           </w:p>
         </w:tc>
@@ -388,115 +388,7 @@
         <w:rPr>
           <w:sz w:val="21"/>
         </w:rPr>
-        <w:t>Ver el listado comercial de clientes</w:t>
-      </w:r>
-    </w:p>
-    <w:p>
-      <w:pPr>
-        <w:pStyle w:val="ListBullet"/>
-        <w:spacing w:after="60"/>
-      </w:pPr>
-      <w:r>
-        <w:rPr>
-          <w:sz w:val="21"/>
-        </w:rPr>
-        <w:t>Ver el mantenedor de accesos y menus</w:t>
-      </w:r>
-    </w:p>
-    <w:p>
-      <w:pPr>
-        <w:pStyle w:val="ListBullet"/>
-        <w:spacing w:after="60"/>
-      </w:pPr>
-      <w:r>
-        <w:rPr>
-          <w:sz w:val="21"/>
-        </w:rPr>
-        <w:t>Ver el mantenedor de menus y funciones</w:t>
-      </w:r>
-    </w:p>
-    <w:p>
-      <w:pPr>
-        <w:pStyle w:val="ListBullet"/>
-        <w:spacing w:after="60"/>
-      </w:pPr>
-      <w:r>
-        <w:rPr>
-          <w:sz w:val="21"/>
-        </w:rPr>
-        <w:t>Ver el mantenedor de perfiles</w:t>
-      </w:r>
-    </w:p>
-    <w:p>
-      <w:pPr>
-        <w:pStyle w:val="ListBullet"/>
-        <w:spacing w:after="60"/>
-      </w:pPr>
-      <w:r>
-        <w:rPr>
-          <w:sz w:val="21"/>
-        </w:rPr>
-        <w:t>Ver el mantenedor de usuarios</w:t>
-      </w:r>
-    </w:p>
-    <w:p>
-      <w:pPr>
-        <w:pStyle w:val="ListBullet"/>
-        <w:spacing w:after="60"/>
-      </w:pPr>
-      <w:r>
-        <w:rPr>
-          <w:sz w:val="21"/>
-        </w:rPr>
-        <w:t>Ver la privacidad de modulos</w:t>
-      </w:r>
-    </w:p>
-    <w:p>
-      <w:pPr>
-        <w:pStyle w:val="ListBullet"/>
-        <w:spacing w:after="60"/>
-      </w:pPr>
-      <w:r>
-        <w:rPr>
-          <w:sz w:val="21"/>
-        </w:rPr>
-        <w:t>Ver la reasignacion de clientes</w:t>
-      </w:r>
-    </w:p>
-    <w:p>
-      <w:pPr>
-        <w:pStyle w:val="ListBullet"/>
-        <w:spacing w:after="60"/>
-      </w:pPr>
-      <w:r>
-        <w:rPr>
-          <w:sz w:val="21"/>
-        </w:rPr>
-        <w:t>Ver los modulos del sistema</w:t>
-      </w:r>
-    </w:p>
-    <w:p>
-      <w:pPr>
-        <w:pStyle w:val="ListBullet"/>
-        <w:spacing w:after="60"/>
-      </w:pPr>
-      <w:r>
-        <w:rPr>
-          <w:sz w:val="21"/>
-        </w:rPr>
         <w:t>Ver los permisos puntuales de un usuario</w:t>
-      </w:r>
-    </w:p>
-    <w:p>
-      <w:pPr>
-        <w:pStyle w:val="ListBullet"/>
-        <w:spacing w:after="60"/>
-      </w:pPr>
-      <w:r>
-        <w:rPr>
-          <w:sz w:val="21"/>
-        </w:rPr>
-        <w:t>Ver los usuarios del cliente</w:t>
       </w:r>
     </w:p>
     <w:p>
@@ -517,7 +409,7 @@
           <w:i w:val="0"/>
           <w:sz w:val="22"/>
         </w:rPr>
-        <w:t>Desde el menú lateral:</w:t>
+        <w:t>Estas son las pantallas que usa el módulo, con la ruta exacta del menú lateral:</w:t>
       </w:r>
     </w:p>
     <w:tbl>
@@ -600,7 +492,7 @@
               <w:rPr>
                 <w:sz w:val="19"/>
               </w:rPr>
-              <w:t>Reasignaciones</w:t>
+              <w:t>Mi perfil</w:t>
             </w:r>
           </w:p>
         </w:tc>
@@ -614,271 +506,7 @@
               <w:rPr>
                 <w:sz w:val="19"/>
               </w:rPr>
-              <w:t>Comercial › Reasignaciones</w:t>
-            </w:r>
-          </w:p>
-        </w:tc>
-        <w:tc>
-          <w:tcPr>
-            <w:tcW w:type="dxa" w:w="3118"/>
-          </w:tcPr>
-          <w:p>
-            <w:r/>
-            <w:r>
-              <w:rPr>
-                <w:sz w:val="19"/>
-              </w:rPr>
-              <w:t>—</w:t>
-            </w:r>
-          </w:p>
-        </w:tc>
-      </w:tr>
-      <w:tr>
-        <w:tc>
-          <w:tcPr>
-            <w:tcW w:type="dxa" w:w="2551"/>
-          </w:tcPr>
-          <w:p>
-            <w:r/>
-            <w:r>
-              <w:rPr>
-                <w:sz w:val="19"/>
-              </w:rPr>
-              <w:t>Clientes</w:t>
-            </w:r>
-          </w:p>
-        </w:tc>
-        <w:tc>
-          <w:tcPr>
-            <w:tcW w:type="dxa" w:w="3969"/>
-          </w:tcPr>
-          <w:p>
-            <w:r/>
-            <w:r>
-              <w:rPr>
-                <w:sz w:val="19"/>
-              </w:rPr>
-              <w:t>Comercial › Clientes</w:t>
-            </w:r>
-          </w:p>
-        </w:tc>
-        <w:tc>
-          <w:tcPr>
-            <w:tcW w:type="dxa" w:w="3118"/>
-          </w:tcPr>
-          <w:p>
-            <w:r/>
-            <w:r>
-              <w:rPr>
-                <w:sz w:val="19"/>
-              </w:rPr>
-              <w:t>—</w:t>
-            </w:r>
-          </w:p>
-        </w:tc>
-      </w:tr>
-      <w:tr>
-        <w:tc>
-          <w:tcPr>
-            <w:tcW w:type="dxa" w:w="2551"/>
-          </w:tcPr>
-          <w:p>
-            <w:r/>
-            <w:r>
-              <w:rPr>
-                <w:sz w:val="19"/>
-              </w:rPr>
-              <w:t>Perfiles</w:t>
-            </w:r>
-          </w:p>
-        </w:tc>
-        <w:tc>
-          <w:tcPr>
-            <w:tcW w:type="dxa" w:w="3969"/>
-          </w:tcPr>
-          <w:p>
-            <w:r/>
-            <w:r>
-              <w:rPr>
-                <w:sz w:val="19"/>
-              </w:rPr>
-              <w:t>Sistema › Acceso › Perfiles</w:t>
-            </w:r>
-          </w:p>
-        </w:tc>
-        <w:tc>
-          <w:tcPr>
-            <w:tcW w:type="dxa" w:w="3118"/>
-          </w:tcPr>
-          <w:p>
-            <w:r/>
-            <w:r>
-              <w:rPr>
-                <w:sz w:val="19"/>
-              </w:rPr>
-              <w:t>—</w:t>
-            </w:r>
-          </w:p>
-        </w:tc>
-      </w:tr>
-      <w:tr>
-        <w:tc>
-          <w:tcPr>
-            <w:tcW w:type="dxa" w:w="2551"/>
-          </w:tcPr>
-          <w:p>
-            <w:r/>
-            <w:r>
-              <w:rPr>
-                <w:sz w:val="19"/>
-              </w:rPr>
-              <w:t>Usuarios</w:t>
-            </w:r>
-          </w:p>
-        </w:tc>
-        <w:tc>
-          <w:tcPr>
-            <w:tcW w:type="dxa" w:w="3969"/>
-          </w:tcPr>
-          <w:p>
-            <w:r/>
-            <w:r>
-              <w:rPr>
-                <w:sz w:val="19"/>
-              </w:rPr>
-              <w:t>Cliente › Usuarios › Usuarios</w:t>
-            </w:r>
-          </w:p>
-        </w:tc>
-        <w:tc>
-          <w:tcPr>
-            <w:tcW w:type="dxa" w:w="3118"/>
-          </w:tcPr>
-          <w:p>
-            <w:r/>
-            <w:r>
-              <w:rPr>
-                <w:sz w:val="19"/>
-              </w:rPr>
-              <w:t>—</w:t>
-            </w:r>
-          </w:p>
-        </w:tc>
-      </w:tr>
-      <w:tr>
-        <w:tc>
-          <w:tcPr>
-            <w:tcW w:type="dxa" w:w="2551"/>
-          </w:tcPr>
-          <w:p>
-            <w:r/>
-            <w:r>
-              <w:rPr>
-                <w:sz w:val="19"/>
-              </w:rPr>
-              <w:t>Módulos</w:t>
-            </w:r>
-          </w:p>
-        </w:tc>
-        <w:tc>
-          <w:tcPr>
-            <w:tcW w:type="dxa" w:w="3969"/>
-          </w:tcPr>
-          <w:p>
-            <w:r/>
-            <w:r>
-              <w:rPr>
-                <w:sz w:val="19"/>
-              </w:rPr>
-              <w:t>Sistema › Mantenedores › Módulos</w:t>
-            </w:r>
-          </w:p>
-        </w:tc>
-        <w:tc>
-          <w:tcPr>
-            <w:tcW w:type="dxa" w:w="3118"/>
-          </w:tcPr>
-          <w:p>
-            <w:r/>
-            <w:r>
-              <w:rPr>
-                <w:sz w:val="19"/>
-              </w:rPr>
-              <w:t>—</w:t>
-            </w:r>
-          </w:p>
-        </w:tc>
-      </w:tr>
-      <w:tr>
-        <w:tc>
-          <w:tcPr>
-            <w:tcW w:type="dxa" w:w="2551"/>
-          </w:tcPr>
-          <w:p>
-            <w:r/>
-            <w:r>
-              <w:rPr>
-                <w:sz w:val="19"/>
-              </w:rPr>
-              <w:t>Usuarios</w:t>
-            </w:r>
-          </w:p>
-        </w:tc>
-        <w:tc>
-          <w:tcPr>
-            <w:tcW w:type="dxa" w:w="3969"/>
-          </w:tcPr>
-          <w:p>
-            <w:r/>
-            <w:r>
-              <w:rPr>
-                <w:sz w:val="19"/>
-              </w:rPr>
-              <w:t>Sistema › Acceso › Usuarios</w:t>
-            </w:r>
-          </w:p>
-        </w:tc>
-        <w:tc>
-          <w:tcPr>
-            <w:tcW w:type="dxa" w:w="3118"/>
-          </w:tcPr>
-          <w:p>
-            <w:r/>
-            <w:r>
-              <w:rPr>
-                <w:sz w:val="19"/>
-              </w:rPr>
-              <w:t>—</w:t>
-            </w:r>
-          </w:p>
-        </w:tc>
-      </w:tr>
-      <w:tr>
-        <w:tc>
-          <w:tcPr>
-            <w:tcW w:type="dxa" w:w="2551"/>
-          </w:tcPr>
-          <w:p>
-            <w:r/>
-            <w:r>
-              <w:rPr>
-                <w:sz w:val="19"/>
-              </w:rPr>
-              <w:t>Privacidad</w:t>
-            </w:r>
-          </w:p>
-        </w:tc>
-        <w:tc>
-          <w:tcPr>
-            <w:tcW w:type="dxa" w:w="3969"/>
-          </w:tcPr>
-          <w:p>
-            <w:r/>
-            <w:r>
-              <w:rPr>
-                <w:sz w:val="19"/>
-              </w:rPr>
-              <w:t>Sistema › Mantenedores › Privacidad</w:t>
+              <w:t>Aplicación móvil</w:t>
             </w:r>
           </w:p>
         </w:tc>
@@ -923,94 +551,6 @@
                 <w:sz w:val="19"/>
               </w:rPr>
               <w:t>Cliente › Usuarios › Permisos</w:t>
-            </w:r>
-          </w:p>
-        </w:tc>
-        <w:tc>
-          <w:tcPr>
-            <w:tcW w:type="dxa" w:w="3118"/>
-          </w:tcPr>
-          <w:p>
-            <w:r/>
-            <w:r>
-              <w:rPr>
-                <w:sz w:val="19"/>
-              </w:rPr>
-              <w:t>—</w:t>
-            </w:r>
-          </w:p>
-        </w:tc>
-      </w:tr>
-      <w:tr>
-        <w:tc>
-          <w:tcPr>
-            <w:tcW w:type="dxa" w:w="2551"/>
-          </w:tcPr>
-          <w:p>
-            <w:r/>
-            <w:r>
-              <w:rPr>
-                <w:sz w:val="19"/>
-              </w:rPr>
-              <w:t>Menús</w:t>
-            </w:r>
-          </w:p>
-        </w:tc>
-        <w:tc>
-          <w:tcPr>
-            <w:tcW w:type="dxa" w:w="3969"/>
-          </w:tcPr>
-          <w:p>
-            <w:r/>
-            <w:r>
-              <w:rPr>
-                <w:sz w:val="19"/>
-              </w:rPr>
-              <w:t>Sistema › Acceso › Menús</w:t>
-            </w:r>
-          </w:p>
-        </w:tc>
-        <w:tc>
-          <w:tcPr>
-            <w:tcW w:type="dxa" w:w="3118"/>
-          </w:tcPr>
-          <w:p>
-            <w:r/>
-            <w:r>
-              <w:rPr>
-                <w:sz w:val="19"/>
-              </w:rPr>
-              <w:t>—</w:t>
-            </w:r>
-          </w:p>
-        </w:tc>
-      </w:tr>
-      <w:tr>
-        <w:tc>
-          <w:tcPr>
-            <w:tcW w:type="dxa" w:w="2551"/>
-          </w:tcPr>
-          <w:p>
-            <w:r/>
-            <w:r>
-              <w:rPr>
-                <w:sz w:val="19"/>
-              </w:rPr>
-              <w:t>Mantenedor</w:t>
-            </w:r>
-          </w:p>
-        </w:tc>
-        <w:tc>
-          <w:tcPr>
-            <w:tcW w:type="dxa" w:w="3969"/>
-          </w:tcPr>
-          <w:p>
-            <w:r/>
-            <w:r>
-              <w:rPr>
-                <w:sz w:val="19"/>
-              </w:rPr>
-              <w:t>Sistema › Acceso › Mantenedor</w:t>
             </w:r>
           </w:p>
         </w:tc>
@@ -1129,7 +669,7 @@
               <w:rPr>
                 <w:sz w:val="18"/>
               </w:rPr>
-              <w:t>Perfil (detalle)</w:t>
+              <w:t>Seleccionar cliente</w:t>
             </w:r>
           </w:p>
         </w:tc>
@@ -1143,7 +683,7 @@
               <w:rPr>
                 <w:sz w:val="18"/>
               </w:rPr>
-              <w:t>Sistema › Acceso › Perfil (detalle)</w:t>
+              <w:t>Seleccionar cliente</w:t>
             </w:r>
           </w:p>
         </w:tc>
@@ -1173,7 +713,7 @@
               <w:rPr>
                 <w:sz w:val="18"/>
               </w:rPr>
-              <w:t>Usuario (detalle)</w:t>
+              <w:t>Recuperar contraseña</w:t>
             </w:r>
           </w:p>
         </w:tc>
@@ -1187,51 +727,7 @@
               <w:rPr>
                 <w:sz w:val="18"/>
               </w:rPr>
-              <w:t>Sistema › Acceso › Usuario (detalle)</w:t>
-            </w:r>
-          </w:p>
-        </w:tc>
-        <w:tc>
-          <w:tcPr>
-            <w:tcW w:type="dxa" w:w="3118"/>
-          </w:tcPr>
-          <w:p>
-            <w:r/>
-            <w:r>
-              <w:rPr>
-                <w:sz w:val="18"/>
-              </w:rPr>
-              <w:t>Identidad · Perfiles · Paises</w:t>
-            </w:r>
-          </w:p>
-        </w:tc>
-      </w:tr>
-      <w:tr>
-        <w:tc>
-          <w:tcPr>
-            <w:tcW w:type="dxa" w:w="2551"/>
-          </w:tcPr>
-          <w:p>
-            <w:r/>
-            <w:r>
-              <w:rPr>
-                <w:sz w:val="18"/>
-              </w:rPr>
-              <w:t>Usuario paises (detalle)</w:t>
-            </w:r>
-          </w:p>
-        </w:tc>
-        <w:tc>
-          <w:tcPr>
-            <w:tcW w:type="dxa" w:w="3969"/>
-          </w:tcPr>
-          <w:p>
-            <w:r/>
-            <w:r>
-              <w:rPr>
-                <w:sz w:val="18"/>
-              </w:rPr>
-              <w:t>Sistema › Acceso › Usuario paises (detalle)</w:t>
+              <w:t>Recuperar contraseña</w:t>
             </w:r>
           </w:p>
         </w:tc>
@@ -1261,7 +757,7 @@
               <w:rPr>
                 <w:sz w:val="18"/>
               </w:rPr>
-              <w:t>Usuario perfiles (detalle)</w:t>
+              <w:t>Restablecer contraseña</w:t>
             </w:r>
           </w:p>
         </w:tc>
@@ -1275,271 +771,7 @@
               <w:rPr>
                 <w:sz w:val="18"/>
               </w:rPr>
-              <w:t>Sistema › Acceso › Usuario perfiles (detalle)</w:t>
-            </w:r>
-          </w:p>
-        </w:tc>
-        <w:tc>
-          <w:tcPr>
-            <w:tcW w:type="dxa" w:w="3118"/>
-          </w:tcPr>
-          <w:p>
-            <w:r/>
-            <w:r>
-              <w:rPr>
-                <w:sz w:val="18"/>
-              </w:rPr>
-              <w:t>—</w:t>
-            </w:r>
-          </w:p>
-        </w:tc>
-      </w:tr>
-      <w:tr>
-        <w:tc>
-          <w:tcPr>
-            <w:tcW w:type="dxa" w:w="2551"/>
-          </w:tcPr>
-          <w:p>
-            <w:r/>
-            <w:r>
-              <w:rPr>
-                <w:sz w:val="18"/>
-              </w:rPr>
-              <w:t>Cliente (detalle)</w:t>
-            </w:r>
-          </w:p>
-        </w:tc>
-        <w:tc>
-          <w:tcPr>
-            <w:tcW w:type="dxa" w:w="3969"/>
-          </w:tcPr>
-          <w:p>
-            <w:r/>
-            <w:r>
-              <w:rPr>
-                <w:sz w:val="18"/>
-              </w:rPr>
-              <w:t>Comercial › Cliente (detalle)</w:t>
-            </w:r>
-          </w:p>
-        </w:tc>
-        <w:tc>
-          <w:tcPr>
-            <w:tcW w:type="dxa" w:w="3118"/>
-          </w:tcPr>
-          <w:p>
-            <w:r/>
-            <w:r>
-              <w:rPr>
-                <w:sz w:val="18"/>
-              </w:rPr>
-              <w:t>—</w:t>
-            </w:r>
-          </w:p>
-        </w:tc>
-      </w:tr>
-      <w:tr>
-        <w:tc>
-          <w:tcPr>
-            <w:tcW w:type="dxa" w:w="2551"/>
-          </w:tcPr>
-          <w:p>
-            <w:r/>
-            <w:r>
-              <w:rPr>
-                <w:sz w:val="18"/>
-              </w:rPr>
-              <w:t>Reasignacion (detalle)</w:t>
-            </w:r>
-          </w:p>
-        </w:tc>
-        <w:tc>
-          <w:tcPr>
-            <w:tcW w:type="dxa" w:w="3969"/>
-          </w:tcPr>
-          <w:p>
-            <w:r/>
-            <w:r>
-              <w:rPr>
-                <w:sz w:val="18"/>
-              </w:rPr>
-              <w:t>Comercial › Reasignacion (detalle)</w:t>
-            </w:r>
-          </w:p>
-        </w:tc>
-        <w:tc>
-          <w:tcPr>
-            <w:tcW w:type="dxa" w:w="3118"/>
-          </w:tcPr>
-          <w:p>
-            <w:r/>
-            <w:r>
-              <w:rPr>
-                <w:sz w:val="18"/>
-              </w:rPr>
-              <w:t>—</w:t>
-            </w:r>
-          </w:p>
-        </w:tc>
-      </w:tr>
-      <w:tr>
-        <w:tc>
-          <w:tcPr>
-            <w:tcW w:type="dxa" w:w="2551"/>
-          </w:tcPr>
-          <w:p>
-            <w:r/>
-            <w:r>
-              <w:rPr>
-                <w:sz w:val="18"/>
-              </w:rPr>
-              <w:t>Menu (detalle)</w:t>
-            </w:r>
-          </w:p>
-        </w:tc>
-        <w:tc>
-          <w:tcPr>
-            <w:tcW w:type="dxa" w:w="3969"/>
-          </w:tcPr>
-          <w:p>
-            <w:r/>
-            <w:r>
-              <w:rPr>
-                <w:sz w:val="18"/>
-              </w:rPr>
-              <w:t>Sistema › Acceso › Menu (detalle)</w:t>
-            </w:r>
-          </w:p>
-        </w:tc>
-        <w:tc>
-          <w:tcPr>
-            <w:tcW w:type="dxa" w:w="3118"/>
-          </w:tcPr>
-          <w:p>
-            <w:r/>
-            <w:r>
-              <w:rPr>
-                <w:sz w:val="18"/>
-              </w:rPr>
-              <w:t>—</w:t>
-            </w:r>
-          </w:p>
-        </w:tc>
-      </w:tr>
-      <w:tr>
-        <w:tc>
-          <w:tcPr>
-            <w:tcW w:type="dxa" w:w="2551"/>
-          </w:tcPr>
-          <w:p>
-            <w:r/>
-            <w:r>
-              <w:rPr>
-                <w:sz w:val="18"/>
-              </w:rPr>
-              <w:t>Funcion de menu (detalle)</w:t>
-            </w:r>
-          </w:p>
-        </w:tc>
-        <w:tc>
-          <w:tcPr>
-            <w:tcW w:type="dxa" w:w="3969"/>
-          </w:tcPr>
-          <w:p>
-            <w:r/>
-            <w:r>
-              <w:rPr>
-                <w:sz w:val="18"/>
-              </w:rPr>
-              <w:t>Sistema › Acceso › Funcion de menu (detalle)</w:t>
-            </w:r>
-          </w:p>
-        </w:tc>
-        <w:tc>
-          <w:tcPr>
-            <w:tcW w:type="dxa" w:w="3118"/>
-          </w:tcPr>
-          <w:p>
-            <w:r/>
-            <w:r>
-              <w:rPr>
-                <w:sz w:val="18"/>
-              </w:rPr>
-              <w:t>—</w:t>
-            </w:r>
-          </w:p>
-        </w:tc>
-      </w:tr>
-      <w:tr>
-        <w:tc>
-          <w:tcPr>
-            <w:tcW w:type="dxa" w:w="2551"/>
-          </w:tcPr>
-          <w:p>
-            <w:r/>
-            <w:r>
-              <w:rPr>
-                <w:sz w:val="18"/>
-              </w:rPr>
-              <w:t>Modulo de sistema (detalle)</w:t>
-            </w:r>
-          </w:p>
-        </w:tc>
-        <w:tc>
-          <w:tcPr>
-            <w:tcW w:type="dxa" w:w="3969"/>
-          </w:tcPr>
-          <w:p>
-            <w:r/>
-            <w:r>
-              <w:rPr>
-                <w:sz w:val="18"/>
-              </w:rPr>
-              <w:t>Sistema › Modulo de sistema (detalle)</w:t>
-            </w:r>
-          </w:p>
-        </w:tc>
-        <w:tc>
-          <w:tcPr>
-            <w:tcW w:type="dxa" w:w="3118"/>
-          </w:tcPr>
-          <w:p>
-            <w:r/>
-            <w:r>
-              <w:rPr>
-                <w:sz w:val="18"/>
-              </w:rPr>
-              <w:t>—</w:t>
-            </w:r>
-          </w:p>
-        </w:tc>
-      </w:tr>
-      <w:tr>
-        <w:tc>
-          <w:tcPr>
-            <w:tcW w:type="dxa" w:w="2551"/>
-          </w:tcPr>
-          <w:p>
-            <w:r/>
-            <w:r>
-              <w:rPr>
-                <w:sz w:val="18"/>
-              </w:rPr>
-              <w:t>Privacidad (detalle)</w:t>
-            </w:r>
-          </w:p>
-        </w:tc>
-        <w:tc>
-          <w:tcPr>
-            <w:tcW w:type="dxa" w:w="3969"/>
-          </w:tcPr>
-          <w:p>
-            <w:r/>
-            <w:r>
-              <w:rPr>
-                <w:sz w:val="18"/>
-              </w:rPr>
-              <w:t>Sistema › Privacidad (detalle)</w:t>
+              <w:t>Restablecer contraseña</w:t>
             </w:r>
           </w:p>
         </w:tc>
@@ -1653,402 +885,28 @@
     </w:p>
     <w:p>
       <w:pPr>
-        <w:spacing w:after="40"/>
+        <w:spacing w:after="120"/>
       </w:pPr>
       <w:r>
         <w:rPr>
-          <w:b/>
-          <w:color w:val="4F46E5"/>
+          <w:b w:val="0"/>
+          <w:i w:val="0"/>
           <w:sz w:val="21"/>
         </w:rPr>
-        <w:t xml:space="preserve">Paso 1. </w:t>
-      </w:r>
-      <w:r>
-        <w:rPr>
-          <w:sz w:val="21"/>
-        </w:rPr>
-        <w:t>Entre a Reasignaciones.</w:t>
+        <w:t>La pantalla de inicio de sesion es la puerta de entrada: no esta en el menu porque se ve antes de tener menu.</w:t>
       </w:r>
     </w:p>
     <w:p>
       <w:pPr>
-        <w:spacing w:after="120"/>
-        <w:ind w:left="680"/>
+        <w:spacing w:after="80"/>
       </w:pPr>
       <w:r>
         <w:rPr>
-          <w:color w:val="555555"/>
-          <w:sz w:val="19"/>
+          <w:b w:val="0"/>
+          <w:i w:val="0"/>
+          <w:sz w:val="20"/>
         </w:rPr>
-        <w:t>Menú: Comercial › Reasignaciones</w:t>
-      </w:r>
-    </w:p>
-    <w:p>
-      <w:pPr>
-        <w:spacing w:after="40"/>
-      </w:pPr>
-      <w:r>
-        <w:rPr>
-          <w:b/>
-          <w:color w:val="4F46E5"/>
-          <w:sz w:val="21"/>
-        </w:rPr>
-        <w:t xml:space="preserve">Paso 2. </w:t>
-      </w:r>
-      <w:r>
-        <w:rPr>
-          <w:sz w:val="21"/>
-        </w:rPr>
-        <w:t>Abra Usuario (detalle).</w:t>
-      </w:r>
-    </w:p>
-    <w:p>
-      <w:pPr>
-        <w:spacing w:after="120"/>
-        <w:ind w:left="680"/>
-      </w:pPr>
-      <w:r>
-        <w:rPr>
-          <w:color w:val="555555"/>
-          <w:sz w:val="19"/>
-        </w:rPr>
-        <w:t>Tiene estas pestañas: Identidad · Perfiles · Paises</w:t>
-      </w:r>
-    </w:p>
-    <w:p>
-      <w:pPr>
-        <w:spacing w:after="40"/>
-      </w:pPr>
-      <w:r>
-        <w:rPr>
-          <w:b/>
-          <w:color w:val="4F46E5"/>
-          <w:sz w:val="21"/>
-        </w:rPr>
-        <w:t xml:space="preserve">Paso 3. </w:t>
-      </w:r>
-      <w:r>
-        <w:rPr>
-          <w:sz w:val="21"/>
-        </w:rPr>
-        <w:t>Abra el formulario y complete los datos.</w:t>
-      </w:r>
-    </w:p>
-    <w:p>
-      <w:pPr>
-        <w:spacing w:after="120"/>
-        <w:ind w:left="680"/>
-      </w:pPr>
-      <w:r>
-        <w:rPr>
-          <w:color w:val="555555"/>
-          <w:sz w:val="19"/>
-        </w:rPr>
-        <w:t>Hay 3 campos; 2 son obligatorios.</w:t>
-      </w:r>
-    </w:p>
-    <w:tbl>
-      <w:tblPr>
-        <w:tblW w:type="auto" w:w="0"/>
-        <w:tblLook w:firstColumn="1" w:firstRow="1" w:lastColumn="0" w:lastRow="0" w:noHBand="0" w:noVBand="1" w:val="04A0"/>
-        <w:jc w:val="center"/>
-        <w:tblBorders>
-          <w:top w:val="single" w:sz="4" w:color="BFBFBF"/>
-          <w:left w:val="single" w:sz="4" w:color="BFBFBF"/>
-          <w:bottom w:val="single" w:sz="4" w:color="BFBFBF"/>
-          <w:right w:val="single" w:sz="4" w:color="BFBFBF"/>
-          <w:insideH w:val="single" w:sz="4" w:color="BFBFBF"/>
-          <w:insideV w:val="single" w:sz="4" w:color="BFBFBF"/>
-        </w:tblBorders>
-      </w:tblPr>
-      <w:tblGrid>
-        <w:gridCol w:w="2436"/>
-        <w:gridCol w:w="2436"/>
-        <w:gridCol w:w="2436"/>
-        <w:gridCol w:w="2436"/>
-      </w:tblGrid>
-      <w:tr>
-        <w:tc>
-          <w:tcPr>
-            <w:tcW w:type="dxa" w:w="2268"/>
-            <w:shd w:val="clear" w:color="auto" w:fill="E8E5F7"/>
-          </w:tcPr>
-          <w:p>
-            <w:r/>
-            <w:r>
-              <w:rPr>
-                <w:b/>
-                <w:sz w:val="17"/>
-              </w:rPr>
-              <w:t>Campo</w:t>
-            </w:r>
-          </w:p>
-        </w:tc>
-        <w:tc>
-          <w:tcPr>
-            <w:tcW w:type="dxa" w:w="2551"/>
-            <w:shd w:val="clear" w:color="auto" w:fill="E8E5F7"/>
-          </w:tcPr>
-          <w:p>
-            <w:r/>
-            <w:r>
-              <w:rPr>
-                <w:b/>
-                <w:sz w:val="17"/>
-              </w:rPr>
-              <w:t>Cómo se completa</w:t>
-            </w:r>
-          </w:p>
-        </w:tc>
-        <w:tc>
-          <w:tcPr>
-            <w:tcW w:type="dxa" w:w="1247"/>
-            <w:shd w:val="clear" w:color="auto" w:fill="E8E5F7"/>
-          </w:tcPr>
-          <w:p>
-            <w:r/>
-            <w:r>
-              <w:rPr>
-                <w:b/>
-                <w:sz w:val="17"/>
-              </w:rPr>
-              <w:t>Obligatorio</w:t>
-            </w:r>
-          </w:p>
-        </w:tc>
-        <w:tc>
-          <w:tcPr>
-            <w:tcW w:type="dxa" w:w="3572"/>
-            <w:shd w:val="clear" w:color="auto" w:fill="E8E5F7"/>
-          </w:tcPr>
-          <w:p>
-            <w:r/>
-            <w:r>
-              <w:rPr>
-                <w:b/>
-                <w:sz w:val="17"/>
-              </w:rPr>
-              <w:t>Qué acepta</w:t>
-            </w:r>
-          </w:p>
-        </w:tc>
-      </w:tr>
-      <w:tr>
-        <w:tc>
-          <w:tcPr>
-            <w:tcW w:type="dxa" w:w="2268"/>
-          </w:tcPr>
-          <w:p>
-            <w:r/>
-            <w:r>
-              <w:rPr>
-                <w:sz w:val="17"/>
-              </w:rPr>
-              <w:t>Correo electrónico</w:t>
-            </w:r>
-          </w:p>
-        </w:tc>
-        <w:tc>
-          <w:tcPr>
-            <w:tcW w:type="dxa" w:w="2551"/>
-          </w:tcPr>
-          <w:p>
-            <w:r/>
-            <w:r>
-              <w:rPr>
-                <w:sz w:val="17"/>
-              </w:rPr>
-              <w:t>Texto (email), foco inicial</w:t>
-            </w:r>
-          </w:p>
-        </w:tc>
-        <w:tc>
-          <w:tcPr>
-            <w:tcW w:type="dxa" w:w="1247"/>
-          </w:tcPr>
-          <w:p>
-            <w:r/>
-            <w:r>
-              <w:rPr>
-                <w:sz w:val="17"/>
-              </w:rPr>
-              <w:t>Sí</w:t>
-            </w:r>
-          </w:p>
-        </w:tc>
-        <w:tc>
-          <w:tcPr>
-            <w:tcW w:type="dxa" w:w="3572"/>
-          </w:tcPr>
-          <w:p>
-            <w:r/>
-            <w:r>
-              <w:rPr>
-                <w:sz w:val="17"/>
-              </w:rPr>
-              <w:t>Formato de correo válido. Máximo 200 caracteres</w:t>
-            </w:r>
-          </w:p>
-        </w:tc>
-      </w:tr>
-      <w:tr>
-        <w:tc>
-          <w:tcPr>
-            <w:tcW w:type="dxa" w:w="2268"/>
-          </w:tcPr>
-          <w:p>
-            <w:r/>
-            <w:r>
-              <w:rPr>
-                <w:sz w:val="17"/>
-              </w:rPr>
-              <w:t>Contraseña</w:t>
-            </w:r>
-          </w:p>
-        </w:tc>
-        <w:tc>
-          <w:tcPr>
-            <w:tcW w:type="dxa" w:w="2551"/>
-          </w:tcPr>
-          <w:p>
-            <w:r/>
-            <w:r>
-              <w:rPr>
-                <w:sz w:val="17"/>
-              </w:rPr>
-              <w:t>Contraseña con botón mostrar/ocultar</w:t>
-            </w:r>
-          </w:p>
-        </w:tc>
-        <w:tc>
-          <w:tcPr>
-            <w:tcW w:type="dxa" w:w="1247"/>
-          </w:tcPr>
-          <w:p>
-            <w:r/>
-            <w:r>
-              <w:rPr>
-                <w:sz w:val="17"/>
-              </w:rPr>
-              <w:t>Sí</w:t>
-            </w:r>
-          </w:p>
-        </w:tc>
-        <w:tc>
-          <w:tcPr>
-            <w:tcW w:type="dxa" w:w="3572"/>
-          </w:tcPr>
-          <w:p>
-            <w:r/>
-            <w:r>
-              <w:rPr>
-                <w:sz w:val="17"/>
-              </w:rPr>
-              <w:t>Mínimo 8 caracteres</w:t>
-            </w:r>
-          </w:p>
-        </w:tc>
-      </w:tr>
-      <w:tr>
-        <w:tc>
-          <w:tcPr>
-            <w:tcW w:type="dxa" w:w="2268"/>
-          </w:tcPr>
-          <w:p>
-            <w:r/>
-            <w:r>
-              <w:rPr>
-                <w:sz w:val="17"/>
-              </w:rPr>
-              <w:t>Mantener sesión iniciada</w:t>
-            </w:r>
-          </w:p>
-        </w:tc>
-        <w:tc>
-          <w:tcPr>
-            <w:tcW w:type="dxa" w:w="2551"/>
-          </w:tcPr>
-          <w:p>
-            <w:r/>
-            <w:r>
-              <w:rPr>
-                <w:sz w:val="17"/>
-              </w:rPr>
-              <w:t>Casilla de verificación</w:t>
-            </w:r>
-          </w:p>
-        </w:tc>
-        <w:tc>
-          <w:tcPr>
-            <w:tcW w:type="dxa" w:w="1247"/>
-          </w:tcPr>
-          <w:p>
-            <w:r/>
-            <w:r>
-              <w:rPr>
-                <w:sz w:val="17"/>
-              </w:rPr>
-              <w:t>No</w:t>
-            </w:r>
-          </w:p>
-        </w:tc>
-        <w:tc>
-          <w:tcPr>
-            <w:tcW w:type="dxa" w:w="3572"/>
-          </w:tcPr>
-          <w:p>
-            <w:r/>
-            <w:r>
-              <w:rPr>
-                <w:sz w:val="17"/>
-              </w:rPr>
-              <w:t>Extiende la sesión a 30 días en el dispositivo</w:t>
-            </w:r>
-          </w:p>
-        </w:tc>
-      </w:tr>
-    </w:tbl>
-    <w:p>
-      <w:pPr>
-        <w:spacing w:after="40"/>
-      </w:pPr>
-    </w:p>
-    <w:p>
-      <w:pPr>
-        <w:spacing w:after="40"/>
-      </w:pPr>
-      <w:r>
-        <w:rPr>
-          <w:b/>
-          <w:color w:val="4F46E5"/>
-          <w:sz w:val="21"/>
-        </w:rPr>
-        <w:t xml:space="preserve">Paso 4. </w:t>
-      </w:r>
-      <w:r>
-        <w:rPr>
-          <w:sz w:val="21"/>
-        </w:rPr>
-        <w:t>Guarde.</w:t>
-      </w:r>
-    </w:p>
-    <w:p>
-      <w:pPr>
-        <w:spacing w:after="40"/>
-      </w:pPr>
-      <w:r>
-        <w:rPr>
-          <w:b/>
-          <w:color w:val="4F46E5"/>
-          <w:sz w:val="21"/>
-        </w:rPr>
-        <w:t xml:space="preserve">Paso 5. </w:t>
-      </w:r>
-      <w:r>
-        <w:rPr>
-          <w:sz w:val="21"/>
-        </w:rPr>
-        <w:t>Compruebe que quedó bien. Tiene que cumplirse todo esto:</w:t>
+        <w:t>Aun así tiene que cumplirse esto:</w:t>
       </w:r>
     </w:p>
     <w:tbl>
@@ -2339,104 +1197,28 @@
     </w:p>
     <w:p>
       <w:pPr>
-        <w:spacing w:after="40"/>
+        <w:spacing w:after="120"/>
       </w:pPr>
       <w:r>
         <w:rPr>
-          <w:b/>
-          <w:color w:val="4F46E5"/>
+          <w:b w:val="0"/>
+          <w:i w:val="0"/>
           <w:sz w:val="21"/>
         </w:rPr>
-        <w:t xml:space="preserve">Paso 1. </w:t>
-      </w:r>
-      <w:r>
-        <w:rPr>
-          <w:sz w:val="21"/>
-        </w:rPr>
-        <w:t>Entre a Reasignaciones.</w:t>
+        <w:t>No es una pantalla: es la regla que decide que ve y que puede hacer cada persona en todas las demas.</w:t>
       </w:r>
     </w:p>
     <w:p>
       <w:pPr>
-        <w:spacing w:after="120"/>
-        <w:ind w:left="680"/>
+        <w:spacing w:after="80"/>
       </w:pPr>
       <w:r>
         <w:rPr>
-          <w:color w:val="555555"/>
-          <w:sz w:val="19"/>
+          <w:b w:val="0"/>
+          <w:i w:val="0"/>
+          <w:sz w:val="20"/>
         </w:rPr>
-        <w:t>Menú: Comercial › Reasignaciones</w:t>
-      </w:r>
-    </w:p>
-    <w:p>
-      <w:pPr>
-        <w:spacing w:after="40"/>
-      </w:pPr>
-      <w:r>
-        <w:rPr>
-          <w:b/>
-          <w:color w:val="4F46E5"/>
-          <w:sz w:val="21"/>
-        </w:rPr>
-        <w:t xml:space="preserve">Paso 2. </w:t>
-      </w:r>
-      <w:r>
-        <w:rPr>
-          <w:sz w:val="21"/>
-        </w:rPr>
-        <w:t>Abra Usuario (detalle).</w:t>
-      </w:r>
-    </w:p>
-    <w:p>
-      <w:pPr>
-        <w:spacing w:after="120"/>
-        <w:ind w:left="680"/>
-      </w:pPr>
-      <w:r>
-        <w:rPr>
-          <w:color w:val="555555"/>
-          <w:sz w:val="19"/>
-        </w:rPr>
-        <w:t>Tiene estas pestañas: Identidad · Perfiles · Paises</w:t>
-      </w:r>
-    </w:p>
-    <w:p>
-      <w:pPr>
-        <w:spacing w:after="40"/>
-      </w:pPr>
-      <w:r>
-        <w:rPr>
-          <w:b/>
-          <w:color w:val="4F46E5"/>
-          <w:sz w:val="21"/>
-        </w:rPr>
-        <w:t xml:space="preserve">Paso 3. </w:t>
-      </w:r>
-      <w:r>
-        <w:rPr>
-          <w:sz w:val="21"/>
-        </w:rPr>
-        <w:t>Ejecute la acción desde la pantalla.</w:t>
-      </w:r>
-    </w:p>
-    <w:p>
-      <w:pPr>
-        <w:spacing w:after="40"/>
-      </w:pPr>
-      <w:r>
-        <w:rPr>
-          <w:b/>
-          <w:color w:val="4F46E5"/>
-          <w:sz w:val="21"/>
-        </w:rPr>
-        <w:t xml:space="preserve">Paso 4. </w:t>
-      </w:r>
-      <w:r>
-        <w:rPr>
-          <w:sz w:val="21"/>
-        </w:rPr>
-        <w:t>Compruebe que quedó bien. Tiene que cumplirse todo esto:</w:t>
+        <w:t>Aun así tiene que cumplirse esto:</w:t>
       </w:r>
     </w:p>
     <w:tbl>
@@ -2683,6 +1465,20 @@
     </w:p>
     <w:p>
       <w:pPr>
+        <w:spacing w:after="120"/>
+      </w:pPr>
+      <w:r>
+        <w:rPr>
+          <w:b w:val="0"/>
+          <w:i w:val="0"/>
+          <w:color w:val="555555"/>
+          <w:sz w:val="20"/>
+        </w:rPr>
+        <w:t>Aparece sola al entrar, y solo si la persona pertenece a mas de un cliente.</w:t>
+      </w:r>
+    </w:p>
+    <w:p>
+      <w:pPr>
         <w:spacing w:after="40"/>
       </w:pPr>
       <w:r>
@@ -2697,7 +1493,7 @@
         <w:rPr>
           <w:sz w:val="21"/>
         </w:rPr>
-        <w:t>Entre a Reasignaciones.</w:t>
+        <w:t>Entre a Seleccionar cliente.</w:t>
       </w:r>
     </w:p>
     <w:p>
@@ -2710,7 +1506,7 @@
           <w:color w:val="555555"/>
           <w:sz w:val="19"/>
         </w:rPr>
-        <w:t>Menú: Comercial › Reasignaciones</w:t>
+        <w:t>Menú: Seleccionar cliente</w:t>
       </w:r>
     </w:p>
     <w:p>
@@ -2729,7 +1525,7 @@
         <w:rPr>
           <w:sz w:val="21"/>
         </w:rPr>
-        <w:t>Abra Usuario (detalle).</w:t>
+        <w:t>Complete los datos.</w:t>
       </w:r>
     </w:p>
     <w:p>
@@ -2742,39 +1538,7 @@
           <w:color w:val="555555"/>
           <w:sz w:val="19"/>
         </w:rPr>
-        <w:t>Tiene estas pestañas: Identidad · Perfiles · Paises</w:t>
-      </w:r>
-    </w:p>
-    <w:p>
-      <w:pPr>
-        <w:spacing w:after="40"/>
-      </w:pPr>
-      <w:r>
-        <w:rPr>
-          <w:b/>
-          <w:color w:val="4F46E5"/>
-          <w:sz w:val="21"/>
-        </w:rPr>
-        <w:t xml:space="preserve">Paso 3. </w:t>
-      </w:r>
-      <w:r>
-        <w:rPr>
-          <w:sz w:val="21"/>
-        </w:rPr>
-        <w:t>Abra el formulario y complete los datos.</w:t>
-      </w:r>
-    </w:p>
-    <w:p>
-      <w:pPr>
-        <w:spacing w:after="120"/>
-        <w:ind w:left="680"/>
-      </w:pPr>
-      <w:r>
-        <w:rPr>
-          <w:color w:val="555555"/>
-          <w:sz w:val="19"/>
-        </w:rPr>
-        <w:t>Hay 1 campos; 1 son obligatorios.</w:t>
+        <w:t>Es 1 campo; 1 obligatorio.</w:t>
       </w:r>
     </w:p>
     <w:tbl>
@@ -2937,7 +1701,7 @@
           <w:color w:val="4F46E5"/>
           <w:sz w:val="21"/>
         </w:rPr>
-        <w:t xml:space="preserve">Paso 4. </w:t>
+        <w:t xml:space="preserve">Paso 3. </w:t>
       </w:r>
       <w:r>
         <w:rPr>
@@ -2956,7 +1720,7 @@
           <w:color w:val="4F46E5"/>
           <w:sz w:val="21"/>
         </w:rPr>
-        <w:t xml:space="preserve">Paso 5. </w:t>
+        <w:t xml:space="preserve">Paso 4. </w:t>
       </w:r>
       <w:r>
         <w:rPr>
@@ -3209,104 +1973,28 @@
     </w:p>
     <w:p>
       <w:pPr>
-        <w:spacing w:after="40"/>
+        <w:spacing w:after="120"/>
       </w:pPr>
       <w:r>
         <w:rPr>
-          <w:b/>
-          <w:color w:val="4F46E5"/>
+          <w:b w:val="0"/>
+          <w:i w:val="0"/>
           <w:sz w:val="21"/>
         </w:rPr>
-        <w:t xml:space="preserve">Paso 1. </w:t>
-      </w:r>
-      <w:r>
-        <w:rPr>
-          <w:sz w:val="21"/>
-        </w:rPr>
-        <w:t>Entre a Reasignaciones.</w:t>
+        <w:t>Se cierra sesion desde el nombre del usuario, arriba a la derecha. La expiracion por inactividad la aplica el servidor.</w:t>
       </w:r>
     </w:p>
     <w:p>
       <w:pPr>
-        <w:spacing w:after="120"/>
-        <w:ind w:left="680"/>
+        <w:spacing w:after="80"/>
       </w:pPr>
       <w:r>
         <w:rPr>
-          <w:color w:val="555555"/>
-          <w:sz w:val="19"/>
+          <w:b w:val="0"/>
+          <w:i w:val="0"/>
+          <w:sz w:val="20"/>
         </w:rPr>
-        <w:t>Menú: Comercial › Reasignaciones</w:t>
-      </w:r>
-    </w:p>
-    <w:p>
-      <w:pPr>
-        <w:spacing w:after="40"/>
-      </w:pPr>
-      <w:r>
-        <w:rPr>
-          <w:b/>
-          <w:color w:val="4F46E5"/>
-          <w:sz w:val="21"/>
-        </w:rPr>
-        <w:t xml:space="preserve">Paso 2. </w:t>
-      </w:r>
-      <w:r>
-        <w:rPr>
-          <w:sz w:val="21"/>
-        </w:rPr>
-        <w:t>Abra Usuario (detalle).</w:t>
-      </w:r>
-    </w:p>
-    <w:p>
-      <w:pPr>
-        <w:spacing w:after="120"/>
-        <w:ind w:left="680"/>
-      </w:pPr>
-      <w:r>
-        <w:rPr>
-          <w:color w:val="555555"/>
-          <w:sz w:val="19"/>
-        </w:rPr>
-        <w:t>Tiene estas pestañas: Identidad · Perfiles · Paises</w:t>
-      </w:r>
-    </w:p>
-    <w:p>
-      <w:pPr>
-        <w:spacing w:after="40"/>
-      </w:pPr>
-      <w:r>
-        <w:rPr>
-          <w:b/>
-          <w:color w:val="4F46E5"/>
-          <w:sz w:val="21"/>
-        </w:rPr>
-        <w:t xml:space="preserve">Paso 3. </w:t>
-      </w:r>
-      <w:r>
-        <w:rPr>
-          <w:sz w:val="21"/>
-        </w:rPr>
-        <w:t>Ejecute la acción desde la pantalla.</w:t>
-      </w:r>
-    </w:p>
-    <w:p>
-      <w:pPr>
-        <w:spacing w:after="40"/>
-      </w:pPr>
-      <w:r>
-        <w:rPr>
-          <w:b/>
-          <w:color w:val="4F46E5"/>
-          <w:sz w:val="21"/>
-        </w:rPr>
-        <w:t xml:space="preserve">Paso 4. </w:t>
-      </w:r>
-      <w:r>
-        <w:rPr>
-          <w:sz w:val="21"/>
-        </w:rPr>
-        <w:t>Compruebe que quedó bien. Tiene que cumplirse todo esto:</w:t>
+        <w:t>Aun así tiene que cumplirse esto:</w:t>
       </w:r>
     </w:p>
     <w:tbl>
@@ -3567,7 +2255,7 @@
         <w:rPr>
           <w:sz w:val="21"/>
         </w:rPr>
-        <w:t>Entre a Reasignaciones.</w:t>
+        <w:t>Entre a Permisos.</w:t>
       </w:r>
     </w:p>
     <w:p>
@@ -3580,7 +2268,7 @@
           <w:color w:val="555555"/>
           <w:sz w:val="19"/>
         </w:rPr>
-        <w:t>Menú: Comercial › Reasignaciones</w:t>
+        <w:t>Menú: Cliente › Usuarios › Permisos</w:t>
       </w:r>
     </w:p>
     <w:p>
@@ -3599,20 +2287,7 @@
         <w:rPr>
           <w:sz w:val="21"/>
         </w:rPr>
-        <w:t>Abra Usuario (detalle).</w:t>
-      </w:r>
-    </w:p>
-    <w:p>
-      <w:pPr>
-        <w:spacing w:after="120"/>
-        <w:ind w:left="680"/>
-      </w:pPr>
-      <w:r>
-        <w:rPr>
-          <w:color w:val="555555"/>
-          <w:sz w:val="19"/>
-        </w:rPr>
-        <w:t>Tiene estas pestañas: Identidad · Perfiles · Paises</w:t>
+        <w:t>Desde el listado, pulse «Nuevo» para crear, o elija la fila que quiere modificar. Se abre Permiso de usuario (detalle).</w:t>
       </w:r>
     </w:p>
     <w:p>
@@ -3631,7 +2306,7 @@
         <w:rPr>
           <w:sz w:val="21"/>
         </w:rPr>
-        <w:t>Abra el formulario y complete los datos.</w:t>
+        <w:t>Complete los datos.</w:t>
       </w:r>
     </w:p>
     <w:p>
@@ -3644,7 +2319,7 @@
           <w:color w:val="555555"/>
           <w:sz w:val="19"/>
         </w:rPr>
-        <w:t>Hay 7 campos; 5 son obligatorios.</w:t>
+        <w:t>Son 7 campos; 5 obligatorios.</w:t>
       </w:r>
     </w:p>
     <w:tbl>
@@ -4427,6 +3102,20 @@
     </w:p>
     <w:p>
       <w:pPr>
+        <w:spacing w:after="120"/>
+      </w:pPr>
+      <w:r>
+        <w:rPr>
+          <w:b w:val="0"/>
+          <w:i w:val="0"/>
+          <w:color w:val="555555"/>
+          <w:sz w:val="20"/>
+        </w:rPr>
+        <w:t>Se llega desde el enlace de contrasena olvidada, en la pantalla de inicio de sesion.</w:t>
+      </w:r>
+    </w:p>
+    <w:p>
+      <w:pPr>
         <w:spacing w:after="40"/>
       </w:pPr>
       <w:r>
@@ -4441,7 +3130,7 @@
         <w:rPr>
           <w:sz w:val="21"/>
         </w:rPr>
-        <w:t>Entre a Reasignaciones.</w:t>
+        <w:t>Entre a Recuperar contraseña.</w:t>
       </w:r>
     </w:p>
     <w:p>
@@ -4454,7 +3143,7 @@
           <w:color w:val="555555"/>
           <w:sz w:val="19"/>
         </w:rPr>
-        <w:t>Menú: Comercial › Reasignaciones</w:t>
+        <w:t>Menú: Recuperar contraseña</w:t>
       </w:r>
     </w:p>
     <w:p>
@@ -4473,20 +3162,7 @@
         <w:rPr>
           <w:sz w:val="21"/>
         </w:rPr>
-        <w:t>Abra Usuario (detalle).</w:t>
-      </w:r>
-    </w:p>
-    <w:p>
-      <w:pPr>
-        <w:spacing w:after="120"/>
-        <w:ind w:left="680"/>
-      </w:pPr>
-      <w:r>
-        <w:rPr>
-          <w:color w:val="555555"/>
-          <w:sz w:val="19"/>
-        </w:rPr>
-        <w:t>Tiene estas pestañas: Identidad · Perfiles · Paises</w:t>
+        <w:t>Desde esa pantalla, abra Restablecer contraseña.</w:t>
       </w:r>
     </w:p>
     <w:p>
@@ -4505,7 +3181,7 @@
         <w:rPr>
           <w:sz w:val="21"/>
         </w:rPr>
-        <w:t>Abra el formulario y complete los datos.</w:t>
+        <w:t>Complete los datos.</w:t>
       </w:r>
     </w:p>
     <w:p>
@@ -4518,7 +3194,7 @@
           <w:color w:val="555555"/>
           <w:sz w:val="19"/>
         </w:rPr>
-        <w:t>Hay 3 campos; 3 son obligatorios.</w:t>
+        <w:t>Son 3 campos; 3 obligatorios.</w:t>
       </w:r>
     </w:p>
     <w:tbl>
@@ -5083,7 +3759,7 @@
         <w:rPr>
           <w:sz w:val="21"/>
         </w:rPr>
-        <w:t>Entre a Reasignaciones.</w:t>
+        <w:t>Abra «Mi perfil».</w:t>
       </w:r>
     </w:p>
     <w:p>
@@ -5096,7 +3772,7 @@
           <w:color w:val="555555"/>
           <w:sz w:val="19"/>
         </w:rPr>
-        <w:t>Menú: Comercial › Reasignaciones</w:t>
+        <w:t>En la aplicación móvil está en el menú; en la web, en el menú del usuario, arriba a la derecha.</w:t>
       </w:r>
     </w:p>
     <w:p>
@@ -5115,7 +3791,7 @@
         <w:rPr>
           <w:sz w:val="21"/>
         </w:rPr>
-        <w:t>Abra Usuario (detalle).</w:t>
+        <w:t>Complete los datos.</w:t>
       </w:r>
     </w:p>
     <w:p>
@@ -5128,39 +3804,7 @@
           <w:color w:val="555555"/>
           <w:sz w:val="19"/>
         </w:rPr>
-        <w:t>Tiene estas pestañas: Identidad · Perfiles · Paises</w:t>
-      </w:r>
-    </w:p>
-    <w:p>
-      <w:pPr>
-        <w:spacing w:after="40"/>
-      </w:pPr>
-      <w:r>
-        <w:rPr>
-          <w:b/>
-          <w:color w:val="4F46E5"/>
-          <w:sz w:val="21"/>
-        </w:rPr>
-        <w:t xml:space="preserve">Paso 3. </w:t>
-      </w:r>
-      <w:r>
-        <w:rPr>
-          <w:sz w:val="21"/>
-        </w:rPr>
-        <w:t>Abra el formulario y complete los datos.</w:t>
-      </w:r>
-    </w:p>
-    <w:p>
-      <w:pPr>
-        <w:spacing w:after="120"/>
-        <w:ind w:left="680"/>
-      </w:pPr>
-      <w:r>
-        <w:rPr>
-          <w:color w:val="555555"/>
-          <w:sz w:val="19"/>
-        </w:rPr>
-        <w:t>Hay 5 campos; 1 son obligatorios.</w:t>
+        <w:t>Son 5 campos; 1 obligatorio.</w:t>
       </w:r>
     </w:p>
     <w:tbl>
@@ -5555,7 +4199,7 @@
           <w:color w:val="4F46E5"/>
           <w:sz w:val="21"/>
         </w:rPr>
-        <w:t xml:space="preserve">Paso 4. </w:t>
+        <w:t xml:space="preserve">Paso 3. </w:t>
       </w:r>
       <w:r>
         <w:rPr>
@@ -5574,7 +4218,7 @@
           <w:color w:val="4F46E5"/>
           <w:sz w:val="21"/>
         </w:rPr>
-        <w:t xml:space="preserve">Paso 5. </w:t>
+        <w:t xml:space="preserve">Paso 4. </w:t>
       </w:r>
       <w:r>
         <w:rPr>
@@ -6300,7 +4944,7 @@
           <w:color w:val="555555"/>
           <w:sz w:val="18"/>
         </w:rPr>
-        <w:t>Generado desde el Product Backlog (historias, campos de entrada y criterios de aceptación) y desde la tabla Menus de la base. Para actualizarlo: python _scratch/gen_manual_modulo.py</w:t>
+        <w:t>Generado desde el Product Backlog (historias, campos de entrada y criterios de aceptación), desde la tabla Menus de la base y desde las pestañas leídas de los .aspx. Para actualizarlo: python _scratch/gen_manual_modulo.py</w:t>
       </w:r>
     </w:p>
     <w:sectPr>
